--- a/pr-preview/pr-423/chapters/word-choice-tracked-changes.docx
+++ b/pr-preview/pr-423/chapters/word-choice-tracked-changes.docx
@@ -16,7 +16,7 @@
       </w:pPr>
       <w:del w:id="1" w:author="PR Preview" w:date="2026-01-01T00:00:00Z">
         <w:r>
-          <w:delText xml:space="preserve">Last modified: 2026-10-29 14:29:08 (PDT)</w:delText>
+          <w:delText xml:space="preserve">Last modified: 2026-10-29 14:35:32 (PDT)</w:delText>
         </w:r>
       </w:del>
     </w:p>
@@ -26,7 +26,7 @@
       </w:pPr>
       <w:ins w:id="2" w:author="PR Preview" w:date="2026-01-01T00:00:00Z">
         <w:r>
-          <w:t xml:space="preserve">Last modified: 2026-10-29 14:29:02 (PDT)</w:t>
+          <w:t xml:space="preserve">Last modified: 2026-10-29 14:36:23 (PDT)</w:t>
         </w:r>
       </w:ins>
     </w:p>
@@ -2929,1295 +2929,841 @@
       </w:r>
     </w:p>
     <w:bookmarkEnd w:id="34"/>
-    <w:bookmarkStart w:id="37" w:name="minimize-unnecessary-jargon"/>
+    <w:bookmarkStart w:id="36" w:name="X1149ca6d49e4375cc24b5014956e62ef92d54a6"/>
     <w:p>
       <w:pPr>
         <w:pStyle w:val="Heading2"/>
       </w:pPr>
-      <w:del w:id="3" w:author="PR Preview" w:date="2026-01-01T00:00:00Z">
-        <w:r>
-          <w:delText xml:space="preserve">8 Refer to a place in the document by its label</w:delText>
-        </w:r>
-      </w:del>
+      <w:r>
+        <w:t xml:space="preserve">8 Refer to a place in the document by its label</w:t>
+      </w:r>
     </w:p>
     <w:p>
       <w:pPr>
         <w:pStyle w:val="FirstParagraph"/>
       </w:pPr>
-      <w:del w:id="4" w:author="PR Preview" w:date="2026-01-01T00:00:00Z">
-        <w:r>
-          <w:delText xml:space="preserve">Do not use</w:delText>
-        </w:r>
-      </w:del>
-      <w:del w:id="5" w:author="PR Preview" w:date="2026-01-01T00:00:00Z">
-        <w:r>
-          <w:delText xml:space="preserve"> </w:delText>
-        </w:r>
-      </w:del>
-      <w:del w:id="6" w:author="PR Preview" w:date="2026-01-01T00:00:00Z">
-        <w:r>
-          <w:delText xml:space="preserve">“above”</w:delText>
-        </w:r>
-      </w:del>
-      <w:del w:id="7" w:author="PR Preview" w:date="2026-01-01T00:00:00Z">
-        <w:r>
-          <w:delText xml:space="preserve"> </w:delText>
-        </w:r>
-      </w:del>
-      <w:del w:id="8" w:author="PR Preview" w:date="2026-01-01T00:00:00Z">
-        <w:r>
-          <w:delText xml:space="preserve">or</w:delText>
-        </w:r>
-      </w:del>
-      <w:del w:id="9" w:author="PR Preview" w:date="2026-01-01T00:00:00Z">
-        <w:r>
-          <w:delText xml:space="preserve"> </w:delText>
-        </w:r>
-      </w:del>
-      <w:del w:id="10" w:author="PR Preview" w:date="2026-01-01T00:00:00Z">
-        <w:r>
-          <w:delText xml:space="preserve">“below”</w:delText>
-        </w:r>
-      </w:del>
-      <w:del w:id="11" w:author="PR Preview" w:date="2026-01-01T00:00:00Z">
-        <w:r>
-          <w:delText xml:space="preserve"> </w:delText>
-        </w:r>
-      </w:del>
-      <w:del w:id="12" w:author="PR Preview" w:date="2026-01-01T00:00:00Z">
-        <w:r>
-          <w:delText xml:space="preserve">for a position in a document.</w:delText>
-        </w:r>
-      </w:del>
-      <w:del w:id="13" w:author="PR Preview" w:date="2026-01-01T00:00:00Z">
-        <w:r>
-          <w:delText xml:space="preserve"> </w:delText>
-        </w:r>
-      </w:del>
-      <w:del w:id="14" w:author="PR Preview" w:date="2026-01-01T00:00:00Z">
-        <w:r>
-          <w:delText xml:space="preserve">The same source renders as a web page, a slide deck and a handout,</w:delText>
-        </w:r>
-      </w:del>
-      <w:del w:id="15" w:author="PR Preview" w:date="2026-01-01T00:00:00Z">
-        <w:r>
-          <w:delText xml:space="preserve"> </w:delText>
-        </w:r>
-      </w:del>
-      <w:del w:id="16" w:author="PR Preview" w:date="2026-01-01T00:00:00Z">
-        <w:r>
-          <w:delText xml:space="preserve">and each format orders and breaks the content differently,</w:delText>
-        </w:r>
-      </w:del>
-      <w:del w:id="17" w:author="PR Preview" w:date="2026-01-01T00:00:00Z">
-        <w:r>
-          <w:delText xml:space="preserve"> </w:delText>
-        </w:r>
-      </w:del>
-      <w:del w:id="18" w:author="PR Preview" w:date="2026-01-01T00:00:00Z">
-        <w:r>
-          <w:delText xml:space="preserve">so</w:delText>
-        </w:r>
-      </w:del>
-      <w:del w:id="19" w:author="PR Preview" w:date="2026-01-01T00:00:00Z">
-        <w:r>
-          <w:delText xml:space="preserve"> </w:delText>
-        </w:r>
-      </w:del>
-      <w:del w:id="20" w:author="PR Preview" w:date="2026-01-01T00:00:00Z">
-        <w:r>
-          <w:delText xml:space="preserve">“above”</w:delText>
-        </w:r>
-      </w:del>
-      <w:del w:id="21" w:author="PR Preview" w:date="2026-01-01T00:00:00Z">
-        <w:r>
-          <w:delText xml:space="preserve"> </w:delText>
-        </w:r>
-      </w:del>
-      <w:del w:id="22" w:author="PR Preview" w:date="2026-01-01T00:00:00Z">
-        <w:r>
-          <w:delText xml:space="preserve">can point at nothing, or at the wrong thing.</w:delText>
-        </w:r>
-      </w:del>
-      <w:del w:id="23" w:author="PR Preview" w:date="2026-01-01T00:00:00Z">
-        <w:r>
-          <w:delText xml:space="preserve"> </w:delText>
-        </w:r>
-      </w:del>
-      <w:del w:id="24" w:author="PR Preview" w:date="2026-01-01T00:00:00Z">
-        <w:r>
-          <w:delText xml:space="preserve">Style guides advise</w:delText>
-        </w:r>
-      </w:del>
-      <w:del w:id="25" w:author="PR Preview" w:date="2026-01-01T00:00:00Z">
-        <w:r>
-          <w:delText xml:space="preserve"> </w:delText>
-        </w:r>
-      </w:del>
-      <w:del w:id="26" w:author="PR Preview" w:date="2026-01-01T00:00:00Z">
-        <w:r>
-          <w:delText xml:space="preserve">“earlier”</w:delText>
-        </w:r>
-      </w:del>
-      <w:del w:id="27" w:author="PR Preview" w:date="2026-01-01T00:00:00Z">
-        <w:r>
-          <w:delText xml:space="preserve"> </w:delText>
-        </w:r>
-      </w:del>
-      <w:del w:id="28" w:author="PR Preview" w:date="2026-01-01T00:00:00Z">
-        <w:r>
-          <w:delText xml:space="preserve">or</w:delText>
-        </w:r>
-      </w:del>
-      <w:del w:id="29" w:author="PR Preview" w:date="2026-01-01T00:00:00Z">
-        <w:r>
-          <w:delText xml:space="preserve"> </w:delText>
-        </w:r>
-      </w:del>
-      <w:del w:id="30" w:author="PR Preview" w:date="2026-01-01T00:00:00Z">
-        <w:r>
-          <w:delText xml:space="preserve">“preceding”</w:delText>
-        </w:r>
-      </w:del>
-      <w:del w:id="31" w:author="PR Preview" w:date="2026-01-01T00:00:00Z">
-        <w:r>
-          <w:delText xml:space="preserve"> </w:delText>
-        </w:r>
-      </w:del>
-      <w:del w:id="32" w:author="PR Preview" w:date="2026-01-01T00:00:00Z">
-        <w:r>
-          <w:delText xml:space="preserve">and</w:delText>
-        </w:r>
-      </w:del>
-      <w:del w:id="33" w:author="PR Preview" w:date="2026-01-01T00:00:00Z">
-        <w:r>
-          <w:delText xml:space="preserve"> </w:delText>
-        </w:r>
-      </w:del>
-      <w:del w:id="34" w:author="PR Preview" w:date="2026-01-01T00:00:00Z">
-        <w:r>
-          <w:delText xml:space="preserve">“later”</w:delText>
-        </w:r>
-      </w:del>
-      <w:del w:id="35" w:author="PR Preview" w:date="2026-01-01T00:00:00Z">
-        <w:r>
-          <w:delText xml:space="preserve"> </w:delText>
-        </w:r>
-      </w:del>
-      <w:del w:id="36" w:author="PR Preview" w:date="2026-01-01T00:00:00Z">
-        <w:r>
-          <w:delText xml:space="preserve">or</w:delText>
-        </w:r>
-      </w:del>
-      <w:del w:id="37" w:author="PR Preview" w:date="2026-01-01T00:00:00Z">
-        <w:r>
-          <w:delText xml:space="preserve"> </w:delText>
-        </w:r>
-      </w:del>
-      <w:del w:id="38" w:author="PR Preview" w:date="2026-01-01T00:00:00Z">
-        <w:r>
-          <w:delText xml:space="preserve">“following”</w:delText>
-        </w:r>
-      </w:del>
-      <w:del w:id="39" w:author="PR Preview" w:date="2026-01-01T00:00:00Z">
-        <w:r>
-          <w:delText xml:space="preserve"> </w:delText>
-        </w:r>
-      </w:del>
-      <w:del w:id="40" w:author="PR Preview" w:date="2026-01-01T00:00:00Z">
-        <w:r>
-          <w:delText xml:space="preserve">for a position in a document</w:delText>
-        </w:r>
-      </w:del>
-      <w:del w:id="41" w:author="PR Preview" w:date="2026-01-01T00:00:00Z">
-        <w:r>
-          <w:delText xml:space="preserve"> </w:delText>
-        </w:r>
-      </w:del>
-      <w:del w:id="42" w:author="PR Preview" w:date="2026-01-01T00:00:00Z">
-        <w:r>
-          <w:delText xml:space="preserve">(Google, n.d., entry</w:delText>
-        </w:r>
-      </w:del>
-      <w:del w:id="43" w:author="PR Preview" w:date="2026-01-01T00:00:00Z">
-        <w:r>
-          <w:delText xml:space="preserve"> </w:delText>
-        </w:r>
-      </w:del>
-      <w:del w:id="44" w:author="PR Preview" w:date="2026-01-01T00:00:00Z">
-        <w:r>
-          <w:delText xml:space="preserve">“above”</w:delText>
-        </w:r>
-      </w:del>
-      <w:del w:id="45" w:author="PR Preview" w:date="2026-01-01T00:00:00Z">
-        <w:r>
-          <w:delText xml:space="preserve">; Google, n.d., entry</w:delText>
-        </w:r>
-      </w:del>
-      <w:del w:id="46" w:author="PR Preview" w:date="2026-01-01T00:00:00Z">
-        <w:r>
-          <w:delText xml:space="preserve"> </w:delText>
-        </w:r>
-      </w:del>
-      <w:del w:id="47" w:author="PR Preview" w:date="2026-01-01T00:00:00Z">
-        <w:r>
-          <w:delText xml:space="preserve">“below”</w:delText>
-        </w:r>
-      </w:del>
-      <w:del w:id="48" w:author="PR Preview" w:date="2026-01-01T00:00:00Z">
-        <w:r>
-          <w:delText xml:space="preserve">)</w:delText>
-        </w:r>
-      </w:del>
-      <w:del w:id="49" w:author="PR Preview" w:date="2026-01-01T00:00:00Z">
-        <w:r>
-          <w:delText xml:space="preserve">.</w:delText>
-        </w:r>
-      </w:del>
-      <w:del w:id="50" w:author="PR Preview" w:date="2026-01-01T00:00:00Z">
-        <w:r>
-          <w:delText xml:space="preserve"> </w:delText>
-        </w:r>
-      </w:del>
-      <w:del w:id="51" w:author="PR Preview" w:date="2026-01-01T00:00:00Z">
-        <w:r>
-          <w:delText xml:space="preserve">Prefer the label of the result, figure, table or section,</w:delText>
-        </w:r>
-      </w:del>
-      <w:del w:id="52" w:author="PR Preview" w:date="2026-01-01T00:00:00Z">
-        <w:r>
-          <w:delText xml:space="preserve"> </w:delText>
-        </w:r>
-      </w:del>
-      <w:del w:id="53" w:author="PR Preview" w:date="2026-01-01T00:00:00Z">
-        <w:r>
-          <w:delText xml:space="preserve">because a label tells the reader what to find</w:delText>
-        </w:r>
-      </w:del>
-      <w:del w:id="54" w:author="PR Preview" w:date="2026-01-01T00:00:00Z">
-        <w:r>
-          <w:delText xml:space="preserve"> </w:delText>
-        </w:r>
-      </w:del>
-      <w:del w:id="55" w:author="PR Preview" w:date="2026-01-01T00:00:00Z">
-        <w:r>
-          <w:delText xml:space="preserve">and survives a reordering.</w:delText>
-        </w:r>
-      </w:del>
-    </w:p>
+      <w:r>
+        <w:t xml:space="preserve">Do not use</w:t>
+      </w:r>
+      <w:r>
+        <w:t xml:space="preserve"> </w:t>
+      </w:r>
+      <w:r>
+        <w:t xml:space="preserve">“above”</w:t>
+      </w:r>
+      <w:r>
+        <w:t xml:space="preserve"> </w:t>
+      </w:r>
+      <w:r>
+        <w:t xml:space="preserve">or</w:t>
+      </w:r>
+      <w:r>
+        <w:t xml:space="preserve"> </w:t>
+      </w:r>
+      <w:r>
+        <w:t xml:space="preserve">“below”</w:t>
+      </w:r>
+      <w:r>
+        <w:t xml:space="preserve"> </w:t>
+      </w:r>
+      <w:r>
+        <w:t xml:space="preserve">for a position in a document.</w:t>
+      </w:r>
+      <w:r>
+        <w:t xml:space="preserve"> </w:t>
+      </w:r>
+      <w:r>
+        <w:t xml:space="preserve">The same source renders as a web page, a slide deck and a handout,</w:t>
+      </w:r>
+      <w:r>
+        <w:t xml:space="preserve"> </w:t>
+      </w:r>
+      <w:r>
+        <w:t xml:space="preserve">and each format orders and breaks the content differently,</w:t>
+      </w:r>
+      <w:r>
+        <w:t xml:space="preserve"> </w:t>
+      </w:r>
+      <w:r>
+        <w:t xml:space="preserve">so</w:t>
+      </w:r>
+      <w:r>
+        <w:t xml:space="preserve"> </w:t>
+      </w:r>
+      <w:r>
+        <w:t xml:space="preserve">“above”</w:t>
+      </w:r>
+      <w:r>
+        <w:t xml:space="preserve"> </w:t>
+      </w:r>
+      <w:r>
+        <w:t xml:space="preserve">can point at nothing, or at the wrong thing.</w:t>
+      </w:r>
+      <w:r>
+        <w:t xml:space="preserve"> </w:t>
+      </w:r>
+      <w:r>
+        <w:t xml:space="preserve">Style guides advise</w:t>
+      </w:r>
+      <w:r>
+        <w:t xml:space="preserve"> </w:t>
+      </w:r>
+      <w:r>
+        <w:t xml:space="preserve">“earlier”</w:t>
+      </w:r>
+      <w:r>
+        <w:t xml:space="preserve"> </w:t>
+      </w:r>
+      <w:r>
+        <w:t xml:space="preserve">or</w:t>
+      </w:r>
+      <w:r>
+        <w:t xml:space="preserve"> </w:t>
+      </w:r>
+      <w:r>
+        <w:t xml:space="preserve">“preceding”</w:t>
+      </w:r>
+      <w:r>
+        <w:t xml:space="preserve"> </w:t>
+      </w:r>
+      <w:r>
+        <w:t xml:space="preserve">and</w:t>
+      </w:r>
+      <w:r>
+        <w:t xml:space="preserve"> </w:t>
+      </w:r>
+      <w:r>
+        <w:t xml:space="preserve">“later”</w:t>
+      </w:r>
+      <w:r>
+        <w:t xml:space="preserve"> </w:t>
+      </w:r>
+      <w:r>
+        <w:t xml:space="preserve">or</w:t>
+      </w:r>
+      <w:r>
+        <w:t xml:space="preserve"> </w:t>
+      </w:r>
+      <w:r>
+        <w:t xml:space="preserve">“following”</w:t>
+      </w:r>
+      <w:r>
+        <w:t xml:space="preserve"> </w:t>
+      </w:r>
+      <w:r>
+        <w:t xml:space="preserve">for a position in a document</w:t>
+      </w:r>
+      <w:r>
+        <w:t xml:space="preserve"> </w:t>
+      </w:r>
+      <w:r>
+        <w:t xml:space="preserve">(Google, n.d., entry</w:t>
+      </w:r>
+      <w:r>
+        <w:t xml:space="preserve"> </w:t>
+      </w:r>
+      <w:r>
+        <w:t xml:space="preserve">“above”</w:t>
+      </w:r>
+      <w:r>
+        <w:t xml:space="preserve">; Google, n.d., entry</w:t>
+      </w:r>
+      <w:r>
+        <w:t xml:space="preserve"> </w:t>
+      </w:r>
+      <w:r>
+        <w:t xml:space="preserve">“below”</w:t>
+      </w:r>
+      <w:r>
+        <w:t xml:space="preserve">)</w:t>
+      </w:r>
+      <w:r>
+        <w:t xml:space="preserve">.</w:t>
+      </w:r>
+      <w:r>
+        <w:t xml:space="preserve"> </w:t>
+      </w:r>
+      <w:r>
+        <w:t xml:space="preserve">Prefer the label of the result, figure, table or section,</w:t>
+      </w:r>
+      <w:r>
+        <w:t xml:space="preserve"> </w:t>
+      </w:r>
+      <w:r>
+        <w:t xml:space="preserve">because a label tells the reader what to find</w:t>
+      </w:r>
+      <w:r>
+        <w:t xml:space="preserve"> </w:t>
+      </w:r>
+      <w:r>
+        <w:t xml:space="preserve">and survives a reordering.</w:t>
+      </w:r>
+    </w:p>
+    <w:bookmarkStart w:id="35" w:name="exm-position-words"/>
     <w:p>
       <w:pPr>
         <w:pStyle w:val="BodyText"/>
       </w:pPr>
-      <w:del w:id="56" w:author="PR Preview" w:date="2026-01-01T00:00:00Z">
+      <w:r>
+        <w:rPr>
+          <w:b/>
+          <w:bCs/>
+        </w:rPr>
+        <w:t xml:space="preserve">Example 3 (Replacing</w:t>
+      </w:r>
+      <w:r>
+        <w:rPr>
+          <w:b/>
+          <w:bCs/>
+        </w:rPr>
+        <w:t xml:space="preserve"> </w:t>
+      </w:r>
+      <w:r>
+        <w:rPr>
+          <w:b/>
+          <w:bCs/>
+        </w:rPr>
+        <w:t xml:space="preserve">“above”</w:t>
+      </w:r>
+      <w:r>
+        <w:rPr>
+          <w:b/>
+          <w:bCs/>
+        </w:rPr>
+        <w:t xml:space="preserve"> </w:t>
+      </w:r>
+      <w:r>
+        <w:rPr>
+          <w:b/>
+          <w:bCs/>
+        </w:rPr>
+        <w:t xml:space="preserve">with a label)</w:t>
+      </w:r>
+      <w:r>
+        <w:t xml:space="preserve"> </w:t>
+      </w:r>
+      <w:r>
+        <w:t xml:space="preserve"> </w:t>
+      </w:r>
+    </w:p>
+    <w:p>
+      <w:pPr>
+        <w:pStyle w:val="BlockText"/>
+      </w:pPr>
+      <w:r>
+        <w:t xml:space="preserve">❌ The next figure draws the fits behind the table above.</w:t>
+      </w:r>
+    </w:p>
+    <w:p>
+      <w:pPr>
+        <w:pStyle w:val="BlockText"/>
+      </w:pPr>
+      <w:r>
+        <w:t xml:space="preserve">✅ The next figure draws the fits behind</w:t>
+      </w:r>
+      <w:r>
+        <w:t xml:space="preserve"> </w:t>
+      </w:r>
+      <w:r>
+        <w:rPr>
+          <w:rStyle w:val="VerbatimChar"/>
+        </w:rPr>
+        <w:t xml:space="preserve">@tbl-fits</w:t>
+      </w:r>
+      <w:r>
+        <w:t xml:space="preserve">.</w:t>
+      </w:r>
+    </w:p>
+    <w:p>
+      <w:pPr>
+        <w:pStyle w:val="FirstParagraph"/>
+      </w:pPr>
+      <w:r>
+        <w:t xml:space="preserve">The rewrite needs a label on the table,</w:t>
+      </w:r>
+      <w:r>
+        <w:t xml:space="preserve"> </w:t>
+      </w:r>
+      <w:r>
+        <w:t xml:space="preserve">so labeling it is part of the fix.</w:t>
+      </w:r>
+      <w:r>
+        <w:t xml:space="preserve"> </w:t>
+      </w:r>
+      <w:r>
+        <w:t xml:space="preserve">Quarto renders</w:t>
+      </w:r>
+      <w:r>
+        <w:t xml:space="preserve"> </w:t>
+      </w:r>
+      <w:r>
+        <w:rPr>
+          <w:rStyle w:val="VerbatimChar"/>
+        </w:rPr>
+        <w:t xml:space="preserve">@tbl-fits</w:t>
+      </w:r>
+      <w:r>
+        <w:t xml:space="preserve"> </w:t>
+      </w:r>
+      <w:r>
+        <w:t xml:space="preserve">as</w:t>
+      </w:r>
+      <w:r>
+        <w:t xml:space="preserve"> </w:t>
+      </w:r>
+      <w:r>
+        <w:t xml:space="preserve">“Table 2”</w:t>
+      </w:r>
+      <w:r>
+        <w:t xml:space="preserve">,</w:t>
+      </w:r>
+      <w:r>
+        <w:t xml:space="preserve"> </w:t>
+      </w:r>
+      <w:r>
+        <w:t xml:space="preserve">and the number follows the table when the page changes.</w:t>
+      </w:r>
+      <w:r>
+        <w:t xml:space="preserve"> </w:t>
+      </w:r>
+      <w:r>
+        <w:t xml:space="preserve">A comparison, such as</w:t>
+      </w:r>
+      <w:r>
+        <w:t xml:space="preserve"> </w:t>
+      </w:r>
+      <w:r>
+        <w:t xml:space="preserve">“a value above the threshold”</w:t>
+      </w:r>
+      <w:r>
+        <w:t xml:space="preserve">,</w:t>
+      </w:r>
+      <w:r>
+        <w:t xml:space="preserve"> </w:t>
+      </w:r>
+      <w:r>
+        <w:t xml:space="preserve">does not refer to a position in the document and is fine.</w:t>
+      </w:r>
+    </w:p>
+    <w:bookmarkEnd w:id="35"/>
+    <w:bookmarkEnd w:id="36"/>
+    <w:bookmarkStart w:id="37" w:name="X212ba9c0ec5aa092dffa1fb69c052daae98fcd9"/>
+    <w:p>
+      <w:pPr>
+        <w:pStyle w:val="Heading2"/>
+      </w:pPr>
+      <w:r>
+        <w:t xml:space="preserve">9 Leave out words that judge difficulty or add nothing</w:t>
+      </w:r>
+    </w:p>
+    <w:p>
+      <w:pPr>
+        <w:pStyle w:val="FirstParagraph"/>
+      </w:pPr>
+      <w:r>
+        <w:t xml:space="preserve">“Just”</w:t>
+      </w:r>
+      <w:r>
+        <w:t xml:space="preserve"> </w:t>
+      </w:r>
+      <w:r>
+        <w:t xml:space="preserve">and</w:t>
+      </w:r>
+      <w:r>
+        <w:t xml:space="preserve"> </w:t>
+      </w:r>
+      <w:r>
+        <w:t xml:space="preserve">“easy”</w:t>
+      </w:r>
+      <w:r>
+        <w:t xml:space="preserve"> </w:t>
+      </w:r>
+      <w:r>
+        <w:t xml:space="preserve">(</w:t>
+      </w:r>
+      <w:r>
+        <w:t xml:space="preserve">“easily”</w:t>
+      </w:r>
+      <w:r>
+        <w:t xml:space="preserve">) rarely carry meaning.</w:t>
+      </w:r>
+      <w:r>
+        <w:t xml:space="preserve"> </w:t>
+      </w:r>
+      <w:r>
+        <w:t xml:space="preserve">The Google style guide says</w:t>
+      </w:r>
+      <w:r>
+        <w:t xml:space="preserve"> </w:t>
+      </w:r>
+      <w:r>
+        <w:t xml:space="preserve">“just”</w:t>
+      </w:r>
+      <w:r>
+        <w:t xml:space="preserve"> </w:t>
+      </w:r>
+      <w:r>
+        <w:t xml:space="preserve">is</w:t>
+      </w:r>
+      <w:r>
+        <w:t xml:space="preserve"> </w:t>
+      </w:r>
+      <w:r>
+        <w:t xml:space="preserve">“a filler word that you can delete without affecting your meaning”</w:t>
+      </w:r>
+      <w:r>
+        <w:t xml:space="preserve"> </w:t>
+      </w:r>
+      <w:r>
+        <w:t xml:space="preserve">and says to try eliminating</w:t>
+      </w:r>
+      <w:r>
+        <w:t xml:space="preserve"> </w:t>
+      </w:r>
+      <w:r>
+        <w:t xml:space="preserve">“easy”</w:t>
+      </w:r>
+      <w:r>
+        <w:t xml:space="preserve"> </w:t>
+      </w:r>
+      <w:r>
+        <w:t xml:space="preserve">and</w:t>
+      </w:r>
+      <w:r>
+        <w:t xml:space="preserve"> </w:t>
+      </w:r>
+      <w:r>
+        <w:t xml:space="preserve">“easily”</w:t>
+      </w:r>
+      <w:r>
+        <w:t xml:space="preserve"> </w:t>
+      </w:r>
+      <w:r>
+        <w:t xml:space="preserve">“because usually the same meaning can be conveyed without”</w:t>
+      </w:r>
+      <w:r>
+        <w:t xml:space="preserve"> </w:t>
+      </w:r>
+      <w:r>
+        <w:t xml:space="preserve">them</w:t>
+      </w:r>
+      <w:r>
+        <w:t xml:space="preserve"> </w:t>
+      </w:r>
+      <w:r>
+        <w:t xml:space="preserve">(Google, n.d., entries</w:t>
+      </w:r>
+      <w:r>
+        <w:t xml:space="preserve"> </w:t>
+      </w:r>
+      <w:r>
+        <w:t xml:space="preserve">“just”</w:t>
+      </w:r>
+      <w:r>
+        <w:t xml:space="preserve"> </w:t>
+      </w:r>
+      <w:r>
+        <w:t xml:space="preserve">and</w:t>
+      </w:r>
+      <w:r>
+        <w:t xml:space="preserve"> </w:t>
+      </w:r>
+      <w:r>
+        <w:t xml:space="preserve">“easy, easily”</w:t>
+      </w:r>
+      <w:r>
+        <w:t xml:space="preserve">)</w:t>
+      </w:r>
+      <w:r>
+        <w:t xml:space="preserve">.</w:t>
+      </w:r>
+      <w:r>
+        <w:t xml:space="preserve"> </w:t>
+      </w:r>
+      <w:r>
+        <w:t xml:space="preserve">“Easy”</w:t>
+      </w:r>
+      <w:r>
+        <w:t xml:space="preserve"> </w:t>
+      </w:r>
+      <w:r>
+        <w:t xml:space="preserve">also judges the reader:</w:t>
+      </w:r>
+      <w:r>
+        <w:t xml:space="preserve"> </w:t>
+      </w:r>
+      <w:r>
+        <w:t xml:space="preserve">a reader who finds the step hard is told the difficulty is their own.</w:t>
+      </w:r>
+      <w:r>
+        <w:t xml:space="preserve"> </w:t>
+      </w:r>
+      <w:hyperlink r:id="rId24">
         <w:r>
           <w:rPr>
-            <w:b/>
-            <w:bCs/>
+            <w:rStyle w:val="Hyperlink"/>
           </w:rPr>
-          <w:delText xml:space="preserve">Example 3 (Replacing</w:delText>
+          <w:t xml:space="preserve">Do not substitute flippancy for support</w:t>
         </w:r>
-      </w:del>
-      <w:del w:id="57" w:author="PR Preview" w:date="2026-01-01T00:00:00Z">
+      </w:hyperlink>
+      <w:r>
+        <w:t xml:space="preserve"> </w:t>
+      </w:r>
+      <w:r>
+        <w:t xml:space="preserve">covers the same problem for</w:t>
+      </w:r>
+      <w:r>
+        <w:t xml:space="preserve"> </w:t>
+      </w:r>
+      <w:r>
+        <w:t xml:space="preserve">“obvious”</w:t>
+      </w:r>
+      <w:r>
+        <w:t xml:space="preserve"> </w:t>
+      </w:r>
+      <w:r>
+        <w:t xml:space="preserve">and</w:t>
+      </w:r>
+      <w:r>
+        <w:t xml:space="preserve"> </w:t>
+      </w:r>
+      <w:r>
+        <w:t xml:space="preserve">“clearly”</w:t>
+      </w:r>
+      <w:r>
+        <w:t xml:space="preserve">.</w:t>
+      </w:r>
+    </w:p>
+    <w:p>
+      <w:pPr>
+        <w:pStyle w:val="BodyText"/>
+      </w:pPr>
+      <w:r>
+        <w:t xml:space="preserve">Keep the word when it carries meaning.</w:t>
+      </w:r>
+      <w:r>
+        <w:t xml:space="preserve"> </w:t>
+      </w:r>
+      <w:r>
+        <w:t xml:space="preserve">“Just before the loop ends”</w:t>
+      </w:r>
+      <w:r>
+        <w:t xml:space="preserve"> </w:t>
+      </w:r>
+      <w:r>
+        <w:t xml:space="preserve">states a position in time,</w:t>
+      </w:r>
+      <w:r>
+        <w:t xml:space="preserve"> </w:t>
+      </w:r>
+      <w:r>
+        <w:t xml:space="preserve">and deleting</w:t>
+      </w:r>
+      <w:r>
+        <w:t xml:space="preserve"> </w:t>
+      </w:r>
+      <w:r>
+        <w:t xml:space="preserve">“just”</w:t>
+      </w:r>
+      <w:r>
+        <w:t xml:space="preserve"> </w:t>
+      </w:r>
+      <w:r>
+        <w:t xml:space="preserve">changes it.</w:t>
+      </w:r>
+    </w:p>
+    <w:bookmarkEnd w:id="37"/>
+    <w:bookmarkStart w:id="40" w:name="X49b806fcb01140a547354f51de69b452814bc12"/>
+    <w:p>
+      <w:pPr>
+        <w:pStyle w:val="Heading2"/>
+      </w:pPr>
+      <w:r>
+        <w:t xml:space="preserve">10 Give a date or a version instead of a time-relative word</w:t>
+      </w:r>
+    </w:p>
+    <w:p>
+      <w:pPr>
+        <w:pStyle w:val="FirstParagraph"/>
+      </w:pPr>
+      <w:r>
+        <w:t xml:space="preserve">Do not write</w:t>
+      </w:r>
+      <w:r>
+        <w:t xml:space="preserve"> </w:t>
+      </w:r>
+      <w:r>
+        <w:t xml:space="preserve">“now”</w:t>
+      </w:r>
+      <w:r>
+        <w:t xml:space="preserve">,</w:t>
+      </w:r>
+      <w:r>
+        <w:t xml:space="preserve"> </w:t>
+      </w:r>
+      <w:r>
+        <w:t xml:space="preserve">“new”</w:t>
+      </w:r>
+      <w:r>
+        <w:t xml:space="preserve"> </w:t>
+      </w:r>
+      <w:r>
+        <w:t xml:space="preserve">or</w:t>
+      </w:r>
+      <w:r>
+        <w:t xml:space="preserve"> </w:t>
+      </w:r>
+      <w:r>
+        <w:t xml:space="preserve">“currently”</w:t>
+      </w:r>
+      <w:r>
+        <w:t xml:space="preserve"> </w:t>
+      </w:r>
+      <w:r>
+        <w:t xml:space="preserve">for a state that will change.</w:t>
+      </w:r>
+      <w:r>
+        <w:t xml:space="preserve"> </w:t>
+      </w:r>
+      <w:r>
+        <w:t xml:space="preserve">The Google style guide says these words</w:t>
+      </w:r>
+      <w:r>
+        <w:t xml:space="preserve"> </w:t>
+      </w:r>
+      <w:r>
+        <w:t xml:space="preserve">“can render such documentation inaccurate, outdated, or unmeaningful”</w:t>
+      </w:r>
+      <w:r>
+        <w:t xml:space="preserve"> </w:t>
+      </w:r>
+      <w:r>
+        <w:t xml:space="preserve">(Google, n.d.,</w:t>
+      </w:r>
+      <w:r>
+        <w:t xml:space="preserve"> </w:t>
+      </w:r>
+      <w:r>
+        <w:t xml:space="preserve">“Timeless documentation”</w:t>
+      </w:r>
+      <w:r>
+        <w:t xml:space="preserve">)</w:t>
+      </w:r>
+      <w:r>
+        <w:t xml:space="preserve"> </w:t>
+      </w:r>
+      <w:r>
+        <w:t xml:space="preserve">and says of</w:t>
+      </w:r>
+      <w:r>
+        <w:t xml:space="preserve"> </w:t>
+      </w:r>
+      <w:r>
+        <w:t xml:space="preserve">“currently”</w:t>
+      </w:r>
+      <w:r>
+        <w:t xml:space="preserve">:</w:t>
+      </w:r>
+      <w:r>
+        <w:t xml:space="preserve"> </w:t>
+      </w:r>
+      <w:r>
+        <w:t xml:space="preserve">“Avoid because this word is implied”</w:t>
+      </w:r>
+      <w:r>
+        <w:t xml:space="preserve"> </w:t>
+      </w:r>
+      <w:r>
+        <w:t xml:space="preserve">(Google, n.d., entry</w:t>
+      </w:r>
+      <w:r>
+        <w:t xml:space="preserve"> </w:t>
+      </w:r>
+      <w:r>
+        <w:t xml:space="preserve">“currently”</w:t>
+      </w:r>
+      <w:r>
+        <w:t xml:space="preserve">)</w:t>
+      </w:r>
+      <w:r>
+        <w:t xml:space="preserve">.</w:t>
+      </w:r>
+      <w:r>
+        <w:t xml:space="preserve"> </w:t>
+      </w:r>
+      <w:r>
+        <w:t xml:space="preserve">Say which date, version or release the statement holds for.</w:t>
+      </w:r>
+    </w:p>
+    <w:p>
+      <w:pPr>
+        <w:pStyle w:val="BodyText"/>
+      </w:pPr>
+      <w:r>
+        <w:t xml:space="preserve">The guide does not list</w:t>
+      </w:r>
+      <w:r>
+        <w:t xml:space="preserve"> </w:t>
+      </w:r>
+      <w:r>
+        <w:t xml:space="preserve">“recently”</w:t>
+      </w:r>
+      <w:r>
+        <w:t xml:space="preserve">,</w:t>
+      </w:r>
+      <w:r>
+        <w:t xml:space="preserve"> </w:t>
+      </w:r>
+      <w:r>
+        <w:t xml:space="preserve">but it fails the same way.</w:t>
+      </w:r>
+      <w:r>
+        <w:t xml:space="preserve"> </w:t>
+      </w:r>
+      <w:r>
+        <w:t xml:space="preserve">In course notes it also fails when pages reorder,</w:t>
+      </w:r>
+      <w:r>
+        <w:t xml:space="preserve"> </w:t>
+      </w:r>
+      <w:r>
+        <w:t xml:space="preserve">because</w:t>
+      </w:r>
+      <w:r>
+        <w:t xml:space="preserve"> </w:t>
+      </w:r>
+      <w:r>
+        <w:t xml:space="preserve">“recently”</w:t>
+      </w:r>
+      <w:r>
+        <w:t xml:space="preserve"> </w:t>
+      </w:r>
+      <w:r>
+        <w:t xml:space="preserve">assumed an order of lectures that the page does not fix.</w:t>
+      </w:r>
+    </w:p>
+    <w:bookmarkStart w:id="39" w:name="exm-time-relative"/>
+    <w:p>
+      <w:pPr>
+        <w:pStyle w:val="BodyText"/>
+      </w:pPr>
+      <w:r>
+        <w:rPr>
+          <w:b/>
+          <w:bCs/>
+        </w:rPr>
+        <w:t xml:space="preserve">Example 4 (Replacing</w:t>
+      </w:r>
+      <w:r>
+        <w:rPr>
+          <w:b/>
+          <w:bCs/>
+        </w:rPr>
+        <w:t xml:space="preserve"> </w:t>
+      </w:r>
+      <w:r>
+        <w:rPr>
+          <w:b/>
+          <w:bCs/>
+        </w:rPr>
+        <w:t xml:space="preserve">“recently”</w:t>
+      </w:r>
+      <w:r>
+        <w:rPr>
+          <w:b/>
+          <w:bCs/>
+        </w:rPr>
+        <w:t xml:space="preserve"> </w:t>
+      </w:r>
+      <w:r>
+        <w:rPr>
+          <w:b/>
+          <w:bCs/>
+        </w:rPr>
+        <w:t xml:space="preserve">with a pointer)</w:t>
+      </w:r>
+      <w:r>
+        <w:t xml:space="preserve"> </w:t>
+      </w:r>
+      <w:r>
+        <w:t xml:space="preserve"> </w:t>
+      </w:r>
+    </w:p>
+    <w:p>
+      <w:pPr>
+        <w:pStyle w:val="BlockText"/>
+      </w:pPr>
+      <w:r>
+        <w:t xml:space="preserve">❌ A missing</w:t>
+      </w:r>
+      <w:r>
+        <w:t xml:space="preserve"> </w:t>
+      </w:r>
+      <w:r>
+        <w:rPr>
+          <w:i/>
+          <w:iCs/>
+        </w:rPr>
+        <w:t xml:space="preserve">that</w:t>
+      </w:r>
+      <w:r>
+        <w:t xml:space="preserve"> </w:t>
+      </w:r>
+      <w:r>
+        <w:t xml:space="preserve">is a common cause of garden-path sentences, as we recently saw.</w:t>
+      </w:r>
+    </w:p>
+    <w:p>
+      <w:pPr>
+        <w:pStyle w:val="BlockText"/>
+      </w:pPr>
+      <w:r>
+        <w:t xml:space="preserve">✅ A missing</w:t>
+      </w:r>
+      <w:r>
+        <w:t xml:space="preserve"> </w:t>
+      </w:r>
+      <w:r>
+        <w:rPr>
+          <w:i/>
+          <w:iCs/>
+        </w:rPr>
+        <w:t xml:space="preserve">that</w:t>
+      </w:r>
+      <w:r>
+        <w:t xml:space="preserve"> </w:t>
+      </w:r>
+      <w:r>
+        <w:t xml:space="preserve">is a common cause of garden-path sentences, as</w:t>
+      </w:r>
+      <w:r>
+        <w:t xml:space="preserve"> </w:t>
+      </w:r>
+      <w:hyperlink r:id="rId38">
         <w:r>
           <w:rPr>
-            <w:b/>
-            <w:bCs/>
+            <w:rStyle w:val="Hyperlink"/>
           </w:rPr>
-          <w:delText xml:space="preserve"> </w:delText>
+          <w:t xml:space="preserve">Avoid garden-path sentences</w:t>
         </w:r>
-      </w:del>
-      <w:del w:id="58" w:author="PR Preview" w:date="2026-01-01T00:00:00Z">
-        <w:r>
-          <w:rPr>
-            <w:b/>
-            <w:bCs/>
-          </w:rPr>
-          <w:delText xml:space="preserve">“above”</w:delText>
-        </w:r>
-      </w:del>
-      <w:del w:id="59" w:author="PR Preview" w:date="2026-01-01T00:00:00Z">
-        <w:r>
-          <w:rPr>
-            <w:b/>
-            <w:bCs/>
-          </w:rPr>
-          <w:delText xml:space="preserve"> </w:delText>
-        </w:r>
-      </w:del>
-      <w:del w:id="60" w:author="PR Preview" w:date="2026-01-01T00:00:00Z">
-        <w:r>
-          <w:rPr>
-            <w:b/>
-            <w:bCs/>
-          </w:rPr>
-          <w:delText xml:space="preserve">with a label)</w:delText>
-        </w:r>
-      </w:del>
-      <w:del w:id="61" w:author="PR Preview" w:date="2026-01-01T00:00:00Z">
-        <w:r>
-          <w:delText xml:space="preserve"> </w:delText>
-        </w:r>
-      </w:del>
-      <w:del w:id="62" w:author="PR Preview" w:date="2026-01-01T00:00:00Z">
-        <w:r>
-          <w:delText xml:space="preserve"> </w:delText>
-        </w:r>
-      </w:del>
-    </w:p>
-    <w:p>
-      <w:pPr>
-        <w:pStyle w:val="BlockText"/>
-      </w:pPr>
-      <w:del w:id="63" w:author="PR Preview" w:date="2026-01-01T00:00:00Z">
-        <w:r>
-          <w:delText xml:space="preserve">❌ The next figure draws the fits behind the table above.</w:delText>
-        </w:r>
-      </w:del>
-    </w:p>
-    <w:p>
-      <w:pPr>
-        <w:pStyle w:val="BlockText"/>
-      </w:pPr>
-      <w:del w:id="64" w:author="PR Preview" w:date="2026-01-01T00:00:00Z">
-        <w:r>
-          <w:delText xml:space="preserve">✅ The next figure draws the fits behind</w:delText>
-        </w:r>
-      </w:del>
-      <w:del w:id="65" w:author="PR Preview" w:date="2026-01-01T00:00:00Z">
-        <w:r>
-          <w:delText xml:space="preserve"> </w:delText>
-        </w:r>
-      </w:del>
-      <w:del w:id="66" w:author="PR Preview" w:date="2026-01-01T00:00:00Z">
-        <w:r>
-          <w:rPr>
-            <w:rStyle w:val="VerbatimChar"/>
-          </w:rPr>
-          <w:delText xml:space="preserve">@tbl-fits</w:delText>
-        </w:r>
-      </w:del>
-      <w:del w:id="67" w:author="PR Preview" w:date="2026-01-01T00:00:00Z">
-        <w:r>
-          <w:delText xml:space="preserve">.</w:delText>
-        </w:r>
-      </w:del>
-    </w:p>
-    <w:p>
-      <w:pPr>
-        <w:pStyle w:val="FirstParagraph"/>
-      </w:pPr>
-      <w:del w:id="68" w:author="PR Preview" w:date="2026-01-01T00:00:00Z">
-        <w:r>
-          <w:delText xml:space="preserve">The rewrite needs a label on the table,</w:delText>
-        </w:r>
-      </w:del>
-      <w:del w:id="69" w:author="PR Preview" w:date="2026-01-01T00:00:00Z">
-        <w:r>
-          <w:delText xml:space="preserve"> </w:delText>
-        </w:r>
-      </w:del>
-      <w:del w:id="70" w:author="PR Preview" w:date="2026-01-01T00:00:00Z">
-        <w:r>
-          <w:delText xml:space="preserve">so labeling it is part of the fix.</w:delText>
-        </w:r>
-      </w:del>
-      <w:del w:id="71" w:author="PR Preview" w:date="2026-01-01T00:00:00Z">
-        <w:r>
-          <w:delText xml:space="preserve"> </w:delText>
-        </w:r>
-      </w:del>
-      <w:del w:id="72" w:author="PR Preview" w:date="2026-01-01T00:00:00Z">
-        <w:r>
-          <w:delText xml:space="preserve">Quarto renders</w:delText>
-        </w:r>
-      </w:del>
-      <w:del w:id="73" w:author="PR Preview" w:date="2026-01-01T00:00:00Z">
-        <w:r>
-          <w:delText xml:space="preserve"> </w:delText>
-        </w:r>
-      </w:del>
-      <w:del w:id="74" w:author="PR Preview" w:date="2026-01-01T00:00:00Z">
-        <w:r>
-          <w:rPr>
-            <w:rStyle w:val="VerbatimChar"/>
-          </w:rPr>
-          <w:delText xml:space="preserve">@tbl-fits</w:delText>
-        </w:r>
-      </w:del>
-      <w:del w:id="75" w:author="PR Preview" w:date="2026-01-01T00:00:00Z">
-        <w:r>
-          <w:delText xml:space="preserve"> </w:delText>
-        </w:r>
-      </w:del>
-      <w:del w:id="76" w:author="PR Preview" w:date="2026-01-01T00:00:00Z">
-        <w:r>
-          <w:delText xml:space="preserve">as</w:delText>
-        </w:r>
-      </w:del>
-      <w:del w:id="77" w:author="PR Preview" w:date="2026-01-01T00:00:00Z">
-        <w:r>
-          <w:delText xml:space="preserve"> </w:delText>
-        </w:r>
-      </w:del>
-      <w:del w:id="78" w:author="PR Preview" w:date="2026-01-01T00:00:00Z">
-        <w:r>
-          <w:delText xml:space="preserve">“Table 2”</w:delText>
-        </w:r>
-      </w:del>
-      <w:del w:id="79" w:author="PR Preview" w:date="2026-01-01T00:00:00Z">
-        <w:r>
-          <w:delText xml:space="preserve">,</w:delText>
-        </w:r>
-      </w:del>
-      <w:del w:id="80" w:author="PR Preview" w:date="2026-01-01T00:00:00Z">
-        <w:r>
-          <w:delText xml:space="preserve"> </w:delText>
-        </w:r>
-      </w:del>
-      <w:del w:id="81" w:author="PR Preview" w:date="2026-01-01T00:00:00Z">
-        <w:r>
-          <w:delText xml:space="preserve">and the number follows the table when the page changes.</w:delText>
-        </w:r>
-      </w:del>
-      <w:del w:id="82" w:author="PR Preview" w:date="2026-01-01T00:00:00Z">
-        <w:r>
-          <w:delText xml:space="preserve"> </w:delText>
-        </w:r>
-      </w:del>
-      <w:del w:id="83" w:author="PR Preview" w:date="2026-01-01T00:00:00Z">
-        <w:r>
-          <w:delText xml:space="preserve">A comparison, such as</w:delText>
-        </w:r>
-      </w:del>
-      <w:del w:id="84" w:author="PR Preview" w:date="2026-01-01T00:00:00Z">
-        <w:r>
-          <w:delText xml:space="preserve"> </w:delText>
-        </w:r>
-      </w:del>
-      <w:del w:id="85" w:author="PR Preview" w:date="2026-01-01T00:00:00Z">
-        <w:r>
-          <w:delText xml:space="preserve">“a value above the threshold”</w:delText>
-        </w:r>
-      </w:del>
-      <w:del w:id="86" w:author="PR Preview" w:date="2026-01-01T00:00:00Z">
-        <w:r>
-          <w:delText xml:space="preserve">,</w:delText>
-        </w:r>
-      </w:del>
-      <w:del w:id="87" w:author="PR Preview" w:date="2026-01-01T00:00:00Z">
-        <w:r>
-          <w:delText xml:space="preserve"> </w:delText>
-        </w:r>
-      </w:del>
-      <w:del w:id="88" w:author="PR Preview" w:date="2026-01-01T00:00:00Z">
-        <w:r>
-          <w:delText xml:space="preserve">does not refer to a position in the document and is fine.</w:delText>
-        </w:r>
-      </w:del>
-    </w:p>
+      </w:hyperlink>
+      <w:r>
+        <w:t xml:space="preserve"> </w:t>
+      </w:r>
+      <w:r>
+        <w:t xml:space="preserve">shows.</w:t>
+      </w:r>
+    </w:p>
+    <w:bookmarkEnd w:id="39"/>
+    <w:bookmarkEnd w:id="40"/>
+    <w:bookmarkStart w:id="46" w:name="minimize-unnecessary-jargon"/>
     <w:p>
       <w:pPr>
         <w:pStyle w:val="Heading2"/>
       </w:pPr>
-      <w:del w:id="89" w:author="PR Preview" w:date="2026-01-01T00:00:00Z">
-        <w:r>
-          <w:delText xml:space="preserve">9 Leave out words that judge difficulty or add nothing</w:delText>
-        </w:r>
-      </w:del>
-    </w:p>
-    <w:p>
-      <w:pPr>
-        <w:pStyle w:val="FirstParagraph"/>
-      </w:pPr>
-      <w:del w:id="90" w:author="PR Preview" w:date="2026-01-01T00:00:00Z">
-        <w:r>
-          <w:delText xml:space="preserve">“Just”</w:delText>
-        </w:r>
-      </w:del>
-      <w:del w:id="91" w:author="PR Preview" w:date="2026-01-01T00:00:00Z">
-        <w:r>
-          <w:delText xml:space="preserve"> </w:delText>
-        </w:r>
-      </w:del>
-      <w:del w:id="92" w:author="PR Preview" w:date="2026-01-01T00:00:00Z">
-        <w:r>
-          <w:delText xml:space="preserve">and</w:delText>
-        </w:r>
-      </w:del>
-      <w:del w:id="93" w:author="PR Preview" w:date="2026-01-01T00:00:00Z">
-        <w:r>
-          <w:delText xml:space="preserve"> </w:delText>
-        </w:r>
-      </w:del>
-      <w:del w:id="94" w:author="PR Preview" w:date="2026-01-01T00:00:00Z">
-        <w:r>
-          <w:delText xml:space="preserve">“easy”</w:delText>
-        </w:r>
-      </w:del>
-      <w:del w:id="95" w:author="PR Preview" w:date="2026-01-01T00:00:00Z">
-        <w:r>
-          <w:delText xml:space="preserve"> </w:delText>
-        </w:r>
-      </w:del>
-      <w:del w:id="96" w:author="PR Preview" w:date="2026-01-01T00:00:00Z">
-        <w:r>
-          <w:delText xml:space="preserve">(</w:delText>
-        </w:r>
-      </w:del>
-      <w:del w:id="97" w:author="PR Preview" w:date="2026-01-01T00:00:00Z">
-        <w:r>
-          <w:delText xml:space="preserve">“easily”</w:delText>
-        </w:r>
-      </w:del>
-      <w:del w:id="98" w:author="PR Preview" w:date="2026-01-01T00:00:00Z">
-        <w:r>
-          <w:delText xml:space="preserve">) rarely carry meaning.</w:delText>
-        </w:r>
-      </w:del>
-      <w:del w:id="99" w:author="PR Preview" w:date="2026-01-01T00:00:00Z">
-        <w:r>
-          <w:delText xml:space="preserve"> </w:delText>
-        </w:r>
-      </w:del>
-      <w:del w:id="100" w:author="PR Preview" w:date="2026-01-01T00:00:00Z">
-        <w:r>
-          <w:delText xml:space="preserve">The Google style guide says</w:delText>
-        </w:r>
-      </w:del>
-      <w:del w:id="101" w:author="PR Preview" w:date="2026-01-01T00:00:00Z">
-        <w:r>
-          <w:delText xml:space="preserve"> </w:delText>
-        </w:r>
-      </w:del>
-      <w:del w:id="102" w:author="PR Preview" w:date="2026-01-01T00:00:00Z">
-        <w:r>
-          <w:delText xml:space="preserve">“just”</w:delText>
-        </w:r>
-      </w:del>
-      <w:del w:id="103" w:author="PR Preview" w:date="2026-01-01T00:00:00Z">
-        <w:r>
-          <w:delText xml:space="preserve"> </w:delText>
-        </w:r>
-      </w:del>
-      <w:del w:id="104" w:author="PR Preview" w:date="2026-01-01T00:00:00Z">
-        <w:r>
-          <w:delText xml:space="preserve">is</w:delText>
-        </w:r>
-      </w:del>
-      <w:del w:id="105" w:author="PR Preview" w:date="2026-01-01T00:00:00Z">
-        <w:r>
-          <w:delText xml:space="preserve"> </w:delText>
-        </w:r>
-      </w:del>
-      <w:del w:id="106" w:author="PR Preview" w:date="2026-01-01T00:00:00Z">
-        <w:r>
-          <w:delText xml:space="preserve">“a filler word that you can delete without affecting your meaning”</w:delText>
-        </w:r>
-      </w:del>
-      <w:del w:id="107" w:author="PR Preview" w:date="2026-01-01T00:00:00Z">
-        <w:r>
-          <w:delText xml:space="preserve"> </w:delText>
-        </w:r>
-      </w:del>
-      <w:del w:id="108" w:author="PR Preview" w:date="2026-01-01T00:00:00Z">
-        <w:r>
-          <w:delText xml:space="preserve">and says to try eliminating</w:delText>
-        </w:r>
-      </w:del>
-      <w:del w:id="109" w:author="PR Preview" w:date="2026-01-01T00:00:00Z">
-        <w:r>
-          <w:delText xml:space="preserve"> </w:delText>
-        </w:r>
-      </w:del>
-      <w:del w:id="110" w:author="PR Preview" w:date="2026-01-01T00:00:00Z">
-        <w:r>
-          <w:delText xml:space="preserve">“easy”</w:delText>
-        </w:r>
-      </w:del>
-      <w:del w:id="111" w:author="PR Preview" w:date="2026-01-01T00:00:00Z">
-        <w:r>
-          <w:delText xml:space="preserve"> </w:delText>
-        </w:r>
-      </w:del>
-      <w:del w:id="112" w:author="PR Preview" w:date="2026-01-01T00:00:00Z">
-        <w:r>
-          <w:delText xml:space="preserve">and</w:delText>
-        </w:r>
-      </w:del>
-      <w:del w:id="113" w:author="PR Preview" w:date="2026-01-01T00:00:00Z">
-        <w:r>
-          <w:delText xml:space="preserve"> </w:delText>
-        </w:r>
-      </w:del>
-      <w:del w:id="114" w:author="PR Preview" w:date="2026-01-01T00:00:00Z">
-        <w:r>
-          <w:delText xml:space="preserve">“easily”</w:delText>
-        </w:r>
-      </w:del>
-      <w:del w:id="115" w:author="PR Preview" w:date="2026-01-01T00:00:00Z">
-        <w:r>
-          <w:delText xml:space="preserve"> </w:delText>
-        </w:r>
-      </w:del>
-      <w:del w:id="116" w:author="PR Preview" w:date="2026-01-01T00:00:00Z">
-        <w:r>
-          <w:delText xml:space="preserve">“because usually the same meaning can be conveyed without”</w:delText>
-        </w:r>
-      </w:del>
-      <w:del w:id="117" w:author="PR Preview" w:date="2026-01-01T00:00:00Z">
-        <w:r>
-          <w:delText xml:space="preserve"> </w:delText>
-        </w:r>
-      </w:del>
-      <w:del w:id="118" w:author="PR Preview" w:date="2026-01-01T00:00:00Z">
-        <w:r>
-          <w:delText xml:space="preserve">them</w:delText>
-        </w:r>
-      </w:del>
-      <w:del w:id="119" w:author="PR Preview" w:date="2026-01-01T00:00:00Z">
-        <w:r>
-          <w:delText xml:space="preserve"> </w:delText>
-        </w:r>
-      </w:del>
-      <w:del w:id="120" w:author="PR Preview" w:date="2026-01-01T00:00:00Z">
-        <w:r>
-          <w:delText xml:space="preserve">(Google, n.d., entries</w:delText>
-        </w:r>
-      </w:del>
-      <w:del w:id="121" w:author="PR Preview" w:date="2026-01-01T00:00:00Z">
-        <w:r>
-          <w:delText xml:space="preserve"> </w:delText>
-        </w:r>
-      </w:del>
-      <w:del w:id="122" w:author="PR Preview" w:date="2026-01-01T00:00:00Z">
-        <w:r>
-          <w:delText xml:space="preserve">“just”</w:delText>
-        </w:r>
-      </w:del>
-      <w:del w:id="123" w:author="PR Preview" w:date="2026-01-01T00:00:00Z">
-        <w:r>
-          <w:delText xml:space="preserve"> </w:delText>
-        </w:r>
-      </w:del>
-      <w:del w:id="124" w:author="PR Preview" w:date="2026-01-01T00:00:00Z">
-        <w:r>
-          <w:delText xml:space="preserve">and</w:delText>
-        </w:r>
-      </w:del>
-      <w:del w:id="125" w:author="PR Preview" w:date="2026-01-01T00:00:00Z">
-        <w:r>
-          <w:delText xml:space="preserve"> </w:delText>
-        </w:r>
-      </w:del>
-      <w:del w:id="126" w:author="PR Preview" w:date="2026-01-01T00:00:00Z">
-        <w:r>
-          <w:delText xml:space="preserve">“easy, easily”</w:delText>
-        </w:r>
-      </w:del>
-      <w:del w:id="127" w:author="PR Preview" w:date="2026-01-01T00:00:00Z">
-        <w:r>
-          <w:delText xml:space="preserve">)</w:delText>
-        </w:r>
-      </w:del>
-      <w:del w:id="128" w:author="PR Preview" w:date="2026-01-01T00:00:00Z">
-        <w:r>
-          <w:delText xml:space="preserve">.</w:delText>
-        </w:r>
-      </w:del>
-      <w:del w:id="129" w:author="PR Preview" w:date="2026-01-01T00:00:00Z">
-        <w:r>
-          <w:delText xml:space="preserve"> </w:delText>
-        </w:r>
-      </w:del>
-      <w:del w:id="130" w:author="PR Preview" w:date="2026-01-01T00:00:00Z">
-        <w:r>
-          <w:delText xml:space="preserve">“Easy”</w:delText>
-        </w:r>
-      </w:del>
-      <w:del w:id="131" w:author="PR Preview" w:date="2026-01-01T00:00:00Z">
-        <w:r>
-          <w:delText xml:space="preserve"> </w:delText>
-        </w:r>
-      </w:del>
-      <w:del w:id="132" w:author="PR Preview" w:date="2026-01-01T00:00:00Z">
-        <w:r>
-          <w:delText xml:space="preserve">also judges the reader:</w:delText>
-        </w:r>
-      </w:del>
-      <w:del w:id="133" w:author="PR Preview" w:date="2026-01-01T00:00:00Z">
-        <w:r>
-          <w:delText xml:space="preserve"> </w:delText>
-        </w:r>
-      </w:del>
-      <w:del w:id="134" w:author="PR Preview" w:date="2026-01-01T00:00:00Z">
-        <w:r>
-          <w:delText xml:space="preserve">a reader who finds the step hard is told the difficulty is their own.</w:delText>
-        </w:r>
-      </w:del>
-      <w:del w:id="135" w:author="PR Preview" w:date="2026-01-01T00:00:00Z">
-        <w:r>
-          <w:delText xml:space="preserve"> </w:delText>
-        </w:r>
-      </w:del>
-      <w:hyperlink r:id="rId24">
-        <w:del w:id="136" w:author="PR Preview" w:date="2026-01-01T00:00:00Z">
-          <w:r>
-            <w:rPr>
-              <w:rStyle w:val="Hyperlink"/>
-            </w:rPr>
-            <w:delText xml:space="preserve">Do not substitute flippancy for support</w:delText>
-          </w:r>
-        </w:del>
-      </w:hyperlink>
-      <w:del w:id="137" w:author="PR Preview" w:date="2026-01-01T00:00:00Z">
-        <w:r>
-          <w:delText xml:space="preserve"> </w:delText>
-        </w:r>
-      </w:del>
-      <w:del w:id="138" w:author="PR Preview" w:date="2026-01-01T00:00:00Z">
-        <w:r>
-          <w:delText xml:space="preserve">covers the same problem for</w:delText>
-        </w:r>
-      </w:del>
-      <w:del w:id="139" w:author="PR Preview" w:date="2026-01-01T00:00:00Z">
-        <w:r>
-          <w:delText xml:space="preserve"> </w:delText>
-        </w:r>
-      </w:del>
-      <w:del w:id="140" w:author="PR Preview" w:date="2026-01-01T00:00:00Z">
-        <w:r>
-          <w:delText xml:space="preserve">“obvious”</w:delText>
-        </w:r>
-      </w:del>
-      <w:del w:id="141" w:author="PR Preview" w:date="2026-01-01T00:00:00Z">
-        <w:r>
-          <w:delText xml:space="preserve"> </w:delText>
-        </w:r>
-      </w:del>
-      <w:del w:id="142" w:author="PR Preview" w:date="2026-01-01T00:00:00Z">
-        <w:r>
-          <w:delText xml:space="preserve">and</w:delText>
-        </w:r>
-      </w:del>
-      <w:del w:id="143" w:author="PR Preview" w:date="2026-01-01T00:00:00Z">
-        <w:r>
-          <w:delText xml:space="preserve"> </w:delText>
-        </w:r>
-      </w:del>
-      <w:del w:id="144" w:author="PR Preview" w:date="2026-01-01T00:00:00Z">
-        <w:r>
-          <w:delText xml:space="preserve">“clearly”</w:delText>
-        </w:r>
-      </w:del>
-      <w:del w:id="145" w:author="PR Preview" w:date="2026-01-01T00:00:00Z">
-        <w:r>
-          <w:delText xml:space="preserve">.</w:delText>
-        </w:r>
-      </w:del>
-    </w:p>
-    <w:p>
-      <w:pPr>
-        <w:pStyle w:val="BodyText"/>
-      </w:pPr>
-      <w:del w:id="146" w:author="PR Preview" w:date="2026-01-01T00:00:00Z">
-        <w:r>
-          <w:delText xml:space="preserve">Keep the word when it carries meaning.</w:delText>
-        </w:r>
-      </w:del>
-      <w:del w:id="147" w:author="PR Preview" w:date="2026-01-01T00:00:00Z">
-        <w:r>
-          <w:delText xml:space="preserve"> </w:delText>
-        </w:r>
-      </w:del>
-      <w:del w:id="148" w:author="PR Preview" w:date="2026-01-01T00:00:00Z">
-        <w:r>
-          <w:delText xml:space="preserve">“Just before the loop ends”</w:delText>
-        </w:r>
-      </w:del>
-      <w:del w:id="149" w:author="PR Preview" w:date="2026-01-01T00:00:00Z">
-        <w:r>
-          <w:delText xml:space="preserve"> </w:delText>
-        </w:r>
-      </w:del>
-      <w:del w:id="150" w:author="PR Preview" w:date="2026-01-01T00:00:00Z">
-        <w:r>
-          <w:delText xml:space="preserve">states a position in time,</w:delText>
-        </w:r>
-      </w:del>
-      <w:del w:id="151" w:author="PR Preview" w:date="2026-01-01T00:00:00Z">
-        <w:r>
-          <w:delText xml:space="preserve"> </w:delText>
-        </w:r>
-      </w:del>
-      <w:del w:id="152" w:author="PR Preview" w:date="2026-01-01T00:00:00Z">
-        <w:r>
-          <w:delText xml:space="preserve">and deleting</w:delText>
-        </w:r>
-      </w:del>
-      <w:del w:id="153" w:author="PR Preview" w:date="2026-01-01T00:00:00Z">
-        <w:r>
-          <w:delText xml:space="preserve"> </w:delText>
-        </w:r>
-      </w:del>
-      <w:del w:id="154" w:author="PR Preview" w:date="2026-01-01T00:00:00Z">
-        <w:r>
-          <w:delText xml:space="preserve">“just”</w:delText>
-        </w:r>
-      </w:del>
-      <w:del w:id="155" w:author="PR Preview" w:date="2026-01-01T00:00:00Z">
-        <w:r>
-          <w:delText xml:space="preserve"> </w:delText>
-        </w:r>
-      </w:del>
-      <w:del w:id="156" w:author="PR Preview" w:date="2026-01-01T00:00:00Z">
-        <w:r>
-          <w:delText xml:space="preserve">changes it.</w:delText>
-        </w:r>
-      </w:del>
-    </w:p>
-    <w:p>
-      <w:pPr>
-        <w:pStyle w:val="Heading2"/>
-      </w:pPr>
-      <w:del w:id="157" w:author="PR Preview" w:date="2026-01-01T00:00:00Z">
-        <w:r>
-          <w:delText xml:space="preserve">10 Give a date or a version instead of a time-relative word</w:delText>
-        </w:r>
-      </w:del>
-    </w:p>
-    <w:p>
-      <w:pPr>
-        <w:pStyle w:val="FirstParagraph"/>
-      </w:pPr>
-      <w:del w:id="158" w:author="PR Preview" w:date="2026-01-01T00:00:00Z">
-        <w:r>
-          <w:delText xml:space="preserve">Do not write</w:delText>
-        </w:r>
-      </w:del>
-      <w:del w:id="159" w:author="PR Preview" w:date="2026-01-01T00:00:00Z">
-        <w:r>
-          <w:delText xml:space="preserve"> </w:delText>
-        </w:r>
-      </w:del>
-      <w:del w:id="160" w:author="PR Preview" w:date="2026-01-01T00:00:00Z">
-        <w:r>
-          <w:delText xml:space="preserve">“now”</w:delText>
-        </w:r>
-      </w:del>
-      <w:del w:id="161" w:author="PR Preview" w:date="2026-01-01T00:00:00Z">
-        <w:r>
-          <w:delText xml:space="preserve">,</w:delText>
-        </w:r>
-      </w:del>
-      <w:del w:id="162" w:author="PR Preview" w:date="2026-01-01T00:00:00Z">
-        <w:r>
-          <w:delText xml:space="preserve"> </w:delText>
-        </w:r>
-      </w:del>
-      <w:del w:id="163" w:author="PR Preview" w:date="2026-01-01T00:00:00Z">
-        <w:r>
-          <w:delText xml:space="preserve">“new”</w:delText>
-        </w:r>
-      </w:del>
-      <w:del w:id="164" w:author="PR Preview" w:date="2026-01-01T00:00:00Z">
-        <w:r>
-          <w:delText xml:space="preserve"> </w:delText>
-        </w:r>
-      </w:del>
-      <w:del w:id="165" w:author="PR Preview" w:date="2026-01-01T00:00:00Z">
-        <w:r>
-          <w:delText xml:space="preserve">or</w:delText>
-        </w:r>
-      </w:del>
-      <w:del w:id="166" w:author="PR Preview" w:date="2026-01-01T00:00:00Z">
-        <w:r>
-          <w:delText xml:space="preserve"> </w:delText>
-        </w:r>
-      </w:del>
-      <w:del w:id="167" w:author="PR Preview" w:date="2026-01-01T00:00:00Z">
-        <w:r>
-          <w:delText xml:space="preserve">“currently”</w:delText>
-        </w:r>
-      </w:del>
-      <w:del w:id="168" w:author="PR Preview" w:date="2026-01-01T00:00:00Z">
-        <w:r>
-          <w:delText xml:space="preserve"> </w:delText>
-        </w:r>
-      </w:del>
-      <w:del w:id="169" w:author="PR Preview" w:date="2026-01-01T00:00:00Z">
-        <w:r>
-          <w:delText xml:space="preserve">for a state that will change.</w:delText>
-        </w:r>
-      </w:del>
-      <w:del w:id="170" w:author="PR Preview" w:date="2026-01-01T00:00:00Z">
-        <w:r>
-          <w:delText xml:space="preserve"> </w:delText>
-        </w:r>
-      </w:del>
-      <w:del w:id="171" w:author="PR Preview" w:date="2026-01-01T00:00:00Z">
-        <w:r>
-          <w:delText xml:space="preserve">The Google style guide says these words</w:delText>
-        </w:r>
-      </w:del>
-      <w:del w:id="172" w:author="PR Preview" w:date="2026-01-01T00:00:00Z">
-        <w:r>
-          <w:delText xml:space="preserve"> </w:delText>
-        </w:r>
-      </w:del>
-      <w:del w:id="173" w:author="PR Preview" w:date="2026-01-01T00:00:00Z">
-        <w:r>
-          <w:delText xml:space="preserve">“can render such documentation inaccurate, outdated, or unmeaningful”</w:delText>
-        </w:r>
-      </w:del>
-      <w:del w:id="174" w:author="PR Preview" w:date="2026-01-01T00:00:00Z">
-        <w:r>
-          <w:delText xml:space="preserve"> </w:delText>
-        </w:r>
-      </w:del>
-      <w:del w:id="175" w:author="PR Preview" w:date="2026-01-01T00:00:00Z">
-        <w:r>
-          <w:delText xml:space="preserve">(Google, n.d.,</w:delText>
-        </w:r>
-      </w:del>
-      <w:del w:id="176" w:author="PR Preview" w:date="2026-01-01T00:00:00Z">
-        <w:r>
-          <w:delText xml:space="preserve"> </w:delText>
-        </w:r>
-      </w:del>
-      <w:del w:id="177" w:author="PR Preview" w:date="2026-01-01T00:00:00Z">
-        <w:r>
-          <w:delText xml:space="preserve">“Timeless documentation”</w:delText>
-        </w:r>
-      </w:del>
-      <w:del w:id="178" w:author="PR Preview" w:date="2026-01-01T00:00:00Z">
-        <w:r>
-          <w:delText xml:space="preserve">)</w:delText>
-        </w:r>
-      </w:del>
-      <w:del w:id="179" w:author="PR Preview" w:date="2026-01-01T00:00:00Z">
-        <w:r>
-          <w:delText xml:space="preserve"> </w:delText>
-        </w:r>
-      </w:del>
-      <w:del w:id="180" w:author="PR Preview" w:date="2026-01-01T00:00:00Z">
-        <w:r>
-          <w:delText xml:space="preserve">and says of</w:delText>
-        </w:r>
-      </w:del>
-      <w:del w:id="181" w:author="PR Preview" w:date="2026-01-01T00:00:00Z">
-        <w:r>
-          <w:delText xml:space="preserve"> </w:delText>
-        </w:r>
-      </w:del>
-      <w:del w:id="182" w:author="PR Preview" w:date="2026-01-01T00:00:00Z">
-        <w:r>
-          <w:delText xml:space="preserve">“currently”</w:delText>
-        </w:r>
-      </w:del>
-      <w:del w:id="183" w:author="PR Preview" w:date="2026-01-01T00:00:00Z">
-        <w:r>
-          <w:delText xml:space="preserve">:</w:delText>
-        </w:r>
-      </w:del>
-      <w:del w:id="184" w:author="PR Preview" w:date="2026-01-01T00:00:00Z">
-        <w:r>
-          <w:delText xml:space="preserve"> </w:delText>
-        </w:r>
-      </w:del>
-      <w:del w:id="185" w:author="PR Preview" w:date="2026-01-01T00:00:00Z">
-        <w:r>
-          <w:delText xml:space="preserve">“Avoid because this word is implied”</w:delText>
-        </w:r>
-      </w:del>
-      <w:del w:id="186" w:author="PR Preview" w:date="2026-01-01T00:00:00Z">
-        <w:r>
-          <w:delText xml:space="preserve"> </w:delText>
-        </w:r>
-      </w:del>
-      <w:del w:id="187" w:author="PR Preview" w:date="2026-01-01T00:00:00Z">
-        <w:r>
-          <w:delText xml:space="preserve">(Google, n.d., entry</w:delText>
-        </w:r>
-      </w:del>
-      <w:del w:id="188" w:author="PR Preview" w:date="2026-01-01T00:00:00Z">
-        <w:r>
-          <w:delText xml:space="preserve"> </w:delText>
-        </w:r>
-      </w:del>
-      <w:del w:id="189" w:author="PR Preview" w:date="2026-01-01T00:00:00Z">
-        <w:r>
-          <w:delText xml:space="preserve">“currently”</w:delText>
-        </w:r>
-      </w:del>
-      <w:del w:id="190" w:author="PR Preview" w:date="2026-01-01T00:00:00Z">
-        <w:r>
-          <w:delText xml:space="preserve">)</w:delText>
-        </w:r>
-      </w:del>
-      <w:del w:id="191" w:author="PR Preview" w:date="2026-01-01T00:00:00Z">
-        <w:r>
-          <w:delText xml:space="preserve">.</w:delText>
-        </w:r>
-      </w:del>
-      <w:del w:id="192" w:author="PR Preview" w:date="2026-01-01T00:00:00Z">
-        <w:r>
-          <w:delText xml:space="preserve"> </w:delText>
-        </w:r>
-      </w:del>
-      <w:del w:id="193" w:author="PR Preview" w:date="2026-01-01T00:00:00Z">
-        <w:r>
-          <w:delText xml:space="preserve">Say which date, version or release the statement holds for.</w:delText>
-        </w:r>
-      </w:del>
-    </w:p>
-    <w:p>
-      <w:pPr>
-        <w:pStyle w:val="BodyText"/>
-      </w:pPr>
-      <w:del w:id="194" w:author="PR Preview" w:date="2026-01-01T00:00:00Z">
-        <w:r>
-          <w:delText xml:space="preserve">The guide does not list</w:delText>
-        </w:r>
-      </w:del>
-      <w:del w:id="195" w:author="PR Preview" w:date="2026-01-01T00:00:00Z">
-        <w:r>
-          <w:delText xml:space="preserve"> </w:delText>
-        </w:r>
-      </w:del>
-      <w:del w:id="196" w:author="PR Preview" w:date="2026-01-01T00:00:00Z">
-        <w:r>
-          <w:delText xml:space="preserve">“recently”</w:delText>
-        </w:r>
-      </w:del>
-      <w:del w:id="197" w:author="PR Preview" w:date="2026-01-01T00:00:00Z">
-        <w:r>
-          <w:delText xml:space="preserve">,</w:delText>
-        </w:r>
-      </w:del>
-      <w:del w:id="198" w:author="PR Preview" w:date="2026-01-01T00:00:00Z">
-        <w:r>
-          <w:delText xml:space="preserve"> </w:delText>
-        </w:r>
-      </w:del>
-      <w:del w:id="199" w:author="PR Preview" w:date="2026-01-01T00:00:00Z">
-        <w:r>
-          <w:delText xml:space="preserve">but it fails the same way.</w:delText>
-        </w:r>
-      </w:del>
-      <w:del w:id="200" w:author="PR Preview" w:date="2026-01-01T00:00:00Z">
-        <w:r>
-          <w:delText xml:space="preserve"> </w:delText>
-        </w:r>
-      </w:del>
-      <w:del w:id="201" w:author="PR Preview" w:date="2026-01-01T00:00:00Z">
-        <w:r>
-          <w:delText xml:space="preserve">In course notes it also fails when pages reorder,</w:delText>
-        </w:r>
-      </w:del>
-      <w:del w:id="202" w:author="PR Preview" w:date="2026-01-01T00:00:00Z">
-        <w:r>
-          <w:delText xml:space="preserve"> </w:delText>
-        </w:r>
-      </w:del>
-      <w:del w:id="203" w:author="PR Preview" w:date="2026-01-01T00:00:00Z">
-        <w:r>
-          <w:delText xml:space="preserve">because</w:delText>
-        </w:r>
-      </w:del>
-      <w:del w:id="204" w:author="PR Preview" w:date="2026-01-01T00:00:00Z">
-        <w:r>
-          <w:delText xml:space="preserve"> </w:delText>
-        </w:r>
-      </w:del>
-      <w:del w:id="205" w:author="PR Preview" w:date="2026-01-01T00:00:00Z">
-        <w:r>
-          <w:delText xml:space="preserve">“recently”</w:delText>
-        </w:r>
-      </w:del>
-      <w:del w:id="206" w:author="PR Preview" w:date="2026-01-01T00:00:00Z">
-        <w:r>
-          <w:delText xml:space="preserve"> </w:delText>
-        </w:r>
-      </w:del>
-      <w:del w:id="207" w:author="PR Preview" w:date="2026-01-01T00:00:00Z">
-        <w:r>
-          <w:delText xml:space="preserve">assumed an order of lectures that the page does not fix.</w:delText>
-        </w:r>
-      </w:del>
-    </w:p>
-    <w:p>
-      <w:pPr>
-        <w:pStyle w:val="BodyText"/>
-      </w:pPr>
-      <w:del w:id="208" w:author="PR Preview" w:date="2026-01-01T00:00:00Z">
-        <w:r>
-          <w:rPr>
-            <w:b/>
-            <w:bCs/>
-          </w:rPr>
-          <w:delText xml:space="preserve">Example 4 (Replacing</w:delText>
-        </w:r>
-      </w:del>
-      <w:del w:id="209" w:author="PR Preview" w:date="2026-01-01T00:00:00Z">
-        <w:r>
-          <w:rPr>
-            <w:b/>
-            <w:bCs/>
-          </w:rPr>
-          <w:delText xml:space="preserve"> </w:delText>
-        </w:r>
-      </w:del>
-      <w:del w:id="210" w:author="PR Preview" w:date="2026-01-01T00:00:00Z">
-        <w:r>
-          <w:rPr>
-            <w:b/>
-            <w:bCs/>
-          </w:rPr>
-          <w:delText xml:space="preserve">“recently”</w:delText>
-        </w:r>
-      </w:del>
-      <w:del w:id="211" w:author="PR Preview" w:date="2026-01-01T00:00:00Z">
-        <w:r>
-          <w:rPr>
-            <w:b/>
-            <w:bCs/>
-          </w:rPr>
-          <w:delText xml:space="preserve"> </w:delText>
-        </w:r>
-      </w:del>
-      <w:del w:id="212" w:author="PR Preview" w:date="2026-01-01T00:00:00Z">
-        <w:r>
-          <w:rPr>
-            <w:b/>
-            <w:bCs/>
-          </w:rPr>
-          <w:delText xml:space="preserve">with a pointer)</w:delText>
-        </w:r>
-      </w:del>
-      <w:del w:id="213" w:author="PR Preview" w:date="2026-01-01T00:00:00Z">
-        <w:r>
-          <w:delText xml:space="preserve"> </w:delText>
-        </w:r>
-      </w:del>
-      <w:del w:id="214" w:author="PR Preview" w:date="2026-01-01T00:00:00Z">
-        <w:r>
-          <w:delText xml:space="preserve"> </w:delText>
-        </w:r>
-      </w:del>
-    </w:p>
-    <w:p>
-      <w:pPr>
-        <w:pStyle w:val="BlockText"/>
-      </w:pPr>
-      <w:del w:id="215" w:author="PR Preview" w:date="2026-01-01T00:00:00Z">
-        <w:r>
-          <w:delText xml:space="preserve">❌ A missing</w:delText>
-        </w:r>
-      </w:del>
-      <w:del w:id="216" w:author="PR Preview" w:date="2026-01-01T00:00:00Z">
-        <w:r>
-          <w:delText xml:space="preserve"> </w:delText>
-        </w:r>
-      </w:del>
-      <w:del w:id="217" w:author="PR Preview" w:date="2026-01-01T00:00:00Z">
-        <w:r>
-          <w:rPr>
-            <w:i/>
-            <w:iCs/>
-          </w:rPr>
-          <w:delText xml:space="preserve">that</w:delText>
-        </w:r>
-      </w:del>
-      <w:del w:id="218" w:author="PR Preview" w:date="2026-01-01T00:00:00Z">
-        <w:r>
-          <w:delText xml:space="preserve"> </w:delText>
-        </w:r>
-      </w:del>
-      <w:del w:id="219" w:author="PR Preview" w:date="2026-01-01T00:00:00Z">
-        <w:r>
-          <w:delText xml:space="preserve">is a common cause of garden-path sentences, as we recently saw.</w:delText>
-        </w:r>
-      </w:del>
-    </w:p>
-    <w:p>
-      <w:pPr>
-        <w:pStyle w:val="BlockText"/>
-      </w:pPr>
-      <w:del w:id="220" w:author="PR Preview" w:date="2026-01-01T00:00:00Z">
-        <w:r>
-          <w:delText xml:space="preserve">✅ A missing</w:delText>
-        </w:r>
-      </w:del>
-      <w:del w:id="221" w:author="PR Preview" w:date="2026-01-01T00:00:00Z">
-        <w:r>
-          <w:delText xml:space="preserve"> </w:delText>
-        </w:r>
-      </w:del>
-      <w:del w:id="222" w:author="PR Preview" w:date="2026-01-01T00:00:00Z">
-        <w:r>
-          <w:rPr>
-            <w:i/>
-            <w:iCs/>
-          </w:rPr>
-          <w:delText xml:space="preserve">that</w:delText>
-        </w:r>
-      </w:del>
-      <w:del w:id="223" w:author="PR Preview" w:date="2026-01-01T00:00:00Z">
-        <w:r>
-          <w:delText xml:space="preserve"> </w:delText>
-        </w:r>
-      </w:del>
-      <w:del w:id="224" w:author="PR Preview" w:date="2026-01-01T00:00:00Z">
-        <w:r>
-          <w:delText xml:space="preserve">is a common cause of garden-path sentences, as</w:delText>
-        </w:r>
-      </w:del>
-      <w:del w:id="225" w:author="PR Preview" w:date="2026-01-01T00:00:00Z">
-        <w:r>
-          <w:delText xml:space="preserve"> </w:delText>
-        </w:r>
-      </w:del>
-      <w:hyperlink r:id="rId10">
-        <w:del w:id="226" w:author="PR Preview" w:date="2026-01-01T00:00:00Z">
-          <w:r>
-            <w:rPr>
-              <w:rStyle w:val="Hyperlink"/>
-            </w:rPr>
-            <w:delText xml:space="preserve">Avoid garden-path sentences</w:delText>
-          </w:r>
-        </w:del>
-      </w:hyperlink>
-      <w:del w:id="227" w:author="PR Preview" w:date="2026-01-01T00:00:00Z">
-        <w:r>
-          <w:delText xml:space="preserve"> </w:delText>
-        </w:r>
-      </w:del>
-      <w:del w:id="228" w:author="PR Preview" w:date="2026-01-01T00:00:00Z">
-        <w:r>
-          <w:delText xml:space="preserve">shows.</w:delText>
-        </w:r>
-      </w:del>
-    </w:p>
-    <w:p>
-      <w:pPr>
-        <w:pStyle w:val="Heading2"/>
-      </w:pPr>
-      <w:del w:id="229" w:author="PR Preview" w:date="2026-01-01T00:00:00Z">
-        <w:r>
-          <w:delText xml:space="preserve">11 Minimize unnecessary jargon</w:delText>
-        </w:r>
-      </w:del>
-    </w:p>
-    <w:p>
-      <w:pPr>
-        <w:pStyle w:val="Heading2"/>
-      </w:pPr>
-      <w:ins w:id="230" w:author="PR Preview" w:date="2026-01-01T00:00:00Z">
-        <w:r>
-          <w:t xml:space="preserve">8 Minimize unnecessary jargon</w:t>
-        </w:r>
-      </w:ins>
+      <w:r>
+        <w:t xml:space="preserve">11 Minimize unnecessary jargon</w:t>
+      </w:r>
     </w:p>
     <w:p>
       <w:pPr>
@@ -4338,7 +3884,7 @@
       <w:r>
         <w:t xml:space="preserve"> </w:t>
       </w:r>
-      <w:hyperlink r:id="rId35">
+      <w:hyperlink r:id="rId41">
         <w:r>
           <w:rPr>
             <w:rStyle w:val="Hyperlink"/>
@@ -4350,174 +3896,134 @@
         <w:t xml:space="preserve">).</w:t>
       </w:r>
     </w:p>
-    <w:bookmarkStart w:id="36" w:name="exm-jargon"/>
+    <w:bookmarkStart w:id="42" w:name="exm-jargon"/>
     <w:p>
       <w:pPr>
         <w:pStyle w:val="BodyText"/>
       </w:pPr>
-      <w:del w:id="231" w:author="PR Preview" w:date="2026-01-01T00:00:00Z">
+      <w:r>
+        <w:rPr>
+          <w:b/>
+          <w:bCs/>
+        </w:rPr>
+        <w:t xml:space="preserve">Example 5 (Replacing unnecessary jargon)</w:t>
+      </w:r>
+      <w:r>
+        <w:t xml:space="preserve"> </w:t>
+      </w:r>
+      <w:r>
+        <w:t xml:space="preserve"> </w:t>
+      </w:r>
+    </w:p>
+    <w:p>
+      <w:pPr>
+        <w:pStyle w:val="BlockText"/>
+      </w:pPr>
+      <w:r>
+        <w:t xml:space="preserve">❌ We leveraged a bespoke pipeline to operationalize the ingestion of heterogeneous data modalities.</w:t>
+      </w:r>
+    </w:p>
+    <w:p>
+      <w:pPr>
+        <w:pStyle w:val="BlockText"/>
+      </w:pPr>
+      <w:r>
+        <w:t xml:space="preserve">✅ We wrote a custom program to combine data from several sources.</w:t>
+      </w:r>
+    </w:p>
+    <w:p>
+      <w:pPr>
+        <w:pStyle w:val="FirstParagraph"/>
+      </w:pPr>
+      <w:r>
+        <w:t xml:space="preserve">The plain version is shorter,</w:t>
+      </w:r>
+      <w:r>
+        <w:t xml:space="preserve"> </w:t>
+      </w:r>
+      <w:r>
+        <w:t xml:space="preserve">and it states what was actually done.</w:t>
+      </w:r>
+    </w:p>
+    <w:bookmarkEnd w:id="42"/>
+    <w:p>
+      <w:pPr>
+        <w:pStyle w:val="BodyText"/>
+      </w:pPr>
+      <w:r>
+        <w:t xml:space="preserve">For each technical word, ask whether it carries meaning</w:t>
+      </w:r>
+      <w:r>
+        <w:t xml:space="preserve"> </w:t>
+      </w:r>
+      <w:r>
+        <w:t xml:space="preserve">that a plainer word would lose.</w:t>
+      </w:r>
+      <w:r>
+        <w:t xml:space="preserve"> </w:t>
+      </w:r>
+      <w:r>
+        <w:t xml:space="preserve">If it does not, replace it with the plainer word.</w:t>
+      </w:r>
+      <w:r>
+        <w:t xml:space="preserve"> </w:t>
+      </w:r>
+      <w:r>
+        <w:t xml:space="preserve">If it does carry necessary meaning</w:t>
+      </w:r>
+      <w:r>
+        <w:t xml:space="preserve"> </w:t>
+      </w:r>
+      <w:r>
+        <w:t xml:space="preserve">but a reader outside your subfield would not understand it,</w:t>
+      </w:r>
+      <w:r>
+        <w:t xml:space="preserve"> </w:t>
+      </w:r>
+      <w:r>
+        <w:t xml:space="preserve">define it clearly at first use.</w:t>
+      </w:r>
+    </w:p>
+    <w:bookmarkStart w:id="45" w:name="refs"/>
+    <w:bookmarkStart w:id="44" w:name="ref-google2025style"/>
+    <w:p>
+      <w:pPr>
+        <w:pStyle w:val="Bibliography"/>
+      </w:pPr>
+      <w:r>
+        <w:t xml:space="preserve">Google. n.d.</w:t>
+      </w:r>
+      <w:r>
+        <w:t xml:space="preserve"> </w:t>
+      </w:r>
+      <w:r>
+        <w:rPr>
+          <w:i/>
+          <w:iCs/>
+        </w:rPr>
+        <w:t xml:space="preserve">Google Developer Documentation Style Guide</w:t>
+      </w:r>
+      <w:r>
+        <w:t xml:space="preserve">. Web page.</w:t>
+      </w:r>
+      <w:r>
+        <w:t xml:space="preserve"> </w:t>
+      </w:r>
+      <w:hyperlink r:id="rId43">
         <w:r>
           <w:rPr>
-            <w:b/>
-            <w:bCs/>
+            <w:rStyle w:val="Hyperlink"/>
           </w:rPr>
-          <w:delText xml:space="preserve">Example 5 (Replacing unnecessary jargon)</w:delText>
+          <w:t xml:space="preserve">https://developers.google.com/style</w:t>
         </w:r>
-      </w:del>
-      <w:del w:id="232" w:author="PR Preview" w:date="2026-01-01T00:00:00Z">
-        <w:r>
-          <w:delText xml:space="preserve"> </w:delText>
-        </w:r>
-      </w:del>
-      <w:del w:id="233" w:author="PR Preview" w:date="2026-01-01T00:00:00Z">
-        <w:r>
-          <w:delText xml:space="preserve"> </w:delText>
-        </w:r>
-      </w:del>
-    </w:p>
-    <w:p>
-      <w:pPr>
-        <w:pStyle w:val="BodyText"/>
-      </w:pPr>
-      <w:ins w:id="234" w:author="PR Preview" w:date="2026-01-01T00:00:00Z">
-        <w:r>
-          <w:rPr>
-            <w:b/>
-            <w:bCs/>
-          </w:rPr>
-          <w:t xml:space="preserve">Example 3 (Replacing unnecessary jargon)</w:t>
-        </w:r>
-      </w:ins>
-      <w:ins w:id="235" w:author="PR Preview" w:date="2026-01-01T00:00:00Z">
-        <w:r>
-          <w:t xml:space="preserve"> </w:t>
-        </w:r>
-      </w:ins>
-      <w:ins w:id="236" w:author="PR Preview" w:date="2026-01-01T00:00:00Z">
-        <w:r>
-          <w:t xml:space="preserve"> </w:t>
-        </w:r>
-      </w:ins>
-    </w:p>
-    <w:p>
-      <w:pPr>
-        <w:pStyle w:val="BlockText"/>
-      </w:pPr>
-      <w:r>
-        <w:t xml:space="preserve">❌ We leveraged a bespoke pipeline to operationalize the ingestion of heterogeneous data modalities.</w:t>
-      </w:r>
-    </w:p>
-    <w:p>
-      <w:pPr>
-        <w:pStyle w:val="BlockText"/>
-      </w:pPr>
-      <w:r>
-        <w:t xml:space="preserve">✅ We wrote a custom program to combine data from several sources.</w:t>
-      </w:r>
-    </w:p>
-    <w:p>
-      <w:pPr>
-        <w:pStyle w:val="FirstParagraph"/>
-      </w:pPr>
-      <w:r>
-        <w:t xml:space="preserve">The plain version is shorter,</w:t>
-      </w:r>
-      <w:r>
-        <w:t xml:space="preserve"> </w:t>
-      </w:r>
-      <w:r>
-        <w:t xml:space="preserve">and it states what was actually done.</w:t>
-      </w:r>
-    </w:p>
-    <w:bookmarkEnd w:id="36"/>
-    <w:p>
-      <w:pPr>
-        <w:pStyle w:val="BodyText"/>
-      </w:pPr>
-      <w:r>
-        <w:t xml:space="preserve">For each technical word, ask whether it carries meaning</w:t>
-      </w:r>
-      <w:r>
-        <w:t xml:space="preserve"> </w:t>
-      </w:r>
-      <w:r>
-        <w:t xml:space="preserve">that a plainer word would lose.</w:t>
-      </w:r>
-      <w:r>
-        <w:t xml:space="preserve"> </w:t>
-      </w:r>
-      <w:r>
-        <w:t xml:space="preserve">If it does not, replace it with the plainer word.</w:t>
-      </w:r>
-      <w:r>
-        <w:t xml:space="preserve"> </w:t>
-      </w:r>
-      <w:r>
-        <w:t xml:space="preserve">If it does carry necessary meaning</w:t>
-      </w:r>
-      <w:r>
-        <w:t xml:space="preserve"> </w:t>
-      </w:r>
-      <w:r>
-        <w:t xml:space="preserve">but a reader outside your subfield would not understand it,</w:t>
-      </w:r>
-      <w:r>
-        <w:t xml:space="preserve"> </w:t>
-      </w:r>
-      <w:r>
-        <w:t xml:space="preserve">define it clearly at first use.</w:t>
-      </w:r>
-    </w:p>
-    <w:bookmarkEnd w:id="37"/>
-    <w:p>
-      <w:pPr>
-        <w:pStyle w:val="Bibliography"/>
-      </w:pPr>
-      <w:del w:id="237" w:author="PR Preview" w:date="2026-01-01T00:00:00Z">
-        <w:r>
-          <w:delText xml:space="preserve">Google. n.d.</w:delText>
-        </w:r>
-      </w:del>
-      <w:del w:id="238" w:author="PR Preview" w:date="2026-01-01T00:00:00Z">
-        <w:r>
-          <w:delText xml:space="preserve"> </w:delText>
-        </w:r>
-      </w:del>
-      <w:del w:id="239" w:author="PR Preview" w:date="2026-01-01T00:00:00Z">
-        <w:r>
-          <w:rPr>
-            <w:i/>
-            <w:iCs/>
-          </w:rPr>
-          <w:delText xml:space="preserve">Google Developer Documentation Style Guide</w:delText>
-        </w:r>
-      </w:del>
-      <w:del w:id="240" w:author="PR Preview" w:date="2026-01-01T00:00:00Z">
-        <w:r>
-          <w:delText xml:space="preserve">. Web page.</w:delText>
-        </w:r>
-      </w:del>
-      <w:del w:id="241" w:author="PR Preview" w:date="2026-01-01T00:00:00Z">
-        <w:r>
-          <w:delText xml:space="preserve"> </w:delText>
-        </w:r>
-      </w:del>
-      <w:hyperlink r:id="rId11">
-        <w:del w:id="242" w:author="PR Preview" w:date="2026-01-01T00:00:00Z">
-          <w:r>
-            <w:rPr>
-              <w:rStyle w:val="Hyperlink"/>
-            </w:rPr>
-            <w:delText xml:space="preserve">https://developers.google.com/style</w:delText>
-          </w:r>
-        </w:del>
       </w:hyperlink>
-      <w:del w:id="243" w:author="PR Preview" w:date="2026-01-01T00:00:00Z">
-        <w:r>
-          <w:delText xml:space="preserve">.</w:delText>
-        </w:r>
-      </w:del>
-    </w:p>
+      <w:r>
+        <w:t xml:space="preserve">.</w:t>
+      </w:r>
+    </w:p>
+    <w:bookmarkEnd w:id="44"/>
+    <w:bookmarkEnd w:id="45"/>
+    <w:bookmarkEnd w:id="46"/>
     <w:sectPr>
       <w:footnotePr>
         <w:numRestart w:val="eachSect"/>

--- a/pr-preview/pr-423/chapters/word-choice-tracked-changes.docx
+++ b/pr-preview/pr-423/chapters/word-choice-tracked-changes.docx
@@ -16,7 +16,7 @@
       </w:pPr>
       <w:del w:id="1" w:author="PR Preview" w:date="2026-01-01T00:00:00Z">
         <w:r>
-          <w:delText xml:space="preserve">Last modified: 2026-10-29 14:35:32 (PDT)</w:delText>
+          <w:delText xml:space="preserve">Last modified: 2026-10-29 15:25:43 (PDT)</w:delText>
         </w:r>
       </w:del>
     </w:p>
@@ -26,7 +26,7 @@
       </w:pPr>
       <w:ins w:id="2" w:author="PR Preview" w:date="2026-01-01T00:00:00Z">
         <w:r>
-          <w:t xml:space="preserve">Last modified: 2026-10-29 14:36:23 (PDT)</w:t>
+          <w:t xml:space="preserve">Last modified: 2026-10-29 15:26:12 (PDT)</w:t>
         </w:r>
       </w:ins>
     </w:p>
